--- a/testakten/gesellschaftsgruender-ki-krypto-startup-berlin-musterprotokoll/03_workshop_protokoll_gruender_offsite.docx
+++ b/testakten/gesellschaftsgruender-ki-krypto-startup-berlin-musterprotokoll/03_workshop_protokoll_gruender_offsite.docx
@@ -5,76 +5,120 @@
     <w:p>
       <w:pPr>
         <w:pStyle w:val="Heading1"/>
+        <w:spacing w:after="160" w:line="259" w:lineRule="auto"/>
       </w:pPr>
       <w:r>
         <w:rPr>
           <w:rFonts w:ascii="Times New Roman" w:hAnsi="Times New Roman"/>
+          <w:b/>
+          <w:sz w:val="28"/>
         </w:rPr>
         <w:t>Protokoll Gründer-Workshop "NeuroChain Labs" — Offsite Berlin-Mitte</w:t>
       </w:r>
     </w:p>
     <w:p>
       <w:pPr>
+        <w:spacing w:before="120" w:after="60" w:line="259" w:lineRule="auto"/>
         <w:jc w:val="left"/>
       </w:pPr>
       <w:r>
+        <w:rPr>
+          <w:rFonts w:ascii="Times New Roman" w:hAnsi="Times New Roman"/>
+          <w:b w:val="0"/>
+          <w:i w:val="0"/>
+          <w:sz w:val="22"/>
+        </w:rPr>
         <w:t>Datum: Freitag, 15.05.2026, 14:00 bis 17:30 Uhr</w:t>
       </w:r>
     </w:p>
     <w:p>
       <w:pPr>
+        <w:spacing w:before="120" w:after="60" w:line="259" w:lineRule="auto"/>
         <w:jc w:val="left"/>
       </w:pPr>
       <w:r>
+        <w:rPr>
+          <w:rFonts w:ascii="Times New Roman" w:hAnsi="Times New Roman"/>
+          <w:b/>
+          <w:sz w:val="22"/>
+        </w:rPr>
         <w:t>Ort: Hub Berlin-Mitte, Raum "Spree"</w:t>
       </w:r>
     </w:p>
     <w:p>
       <w:pPr>
+        <w:spacing w:before="120" w:after="60" w:line="259" w:lineRule="auto"/>
         <w:jc w:val="left"/>
       </w:pPr>
       <w:r>
+        <w:rPr>
+          <w:rFonts w:ascii="Times New Roman" w:hAnsi="Times New Roman"/>
+          <w:b/>
+          <w:sz w:val="22"/>
+        </w:rPr>
         <w:t>Anwesend: Dr. Aylin Soeren, Jonas Kreutzberger, Mira Holzbach</w:t>
       </w:r>
     </w:p>
     <w:p>
       <w:pPr>
+        <w:spacing w:before="120" w:after="60" w:line="259" w:lineRule="auto"/>
         <w:jc w:val="left"/>
       </w:pPr>
       <w:r>
+        <w:rPr>
+          <w:rFonts w:ascii="Times New Roman" w:hAnsi="Times New Roman"/>
+          <w:b/>
+          <w:sz w:val="22"/>
+        </w:rPr>
         <w:t>Protokoll: Mira Holzbach</w:t>
       </w:r>
     </w:p>
     <w:p>
       <w:pPr>
         <w:pStyle w:val="Heading2"/>
+        <w:spacing w:before="120" w:after="60" w:line="259" w:lineRule="auto"/>
       </w:pPr>
       <w:r>
         <w:rPr>
           <w:rFonts w:ascii="Times New Roman" w:hAnsi="Times New Roman"/>
+          <w:b/>
+          <w:sz w:val="22"/>
         </w:rPr>
         <w:t>1. Eröffnung und Tagesordnung</w:t>
       </w:r>
     </w:p>
     <w:p>
       <w:pPr>
+        <w:spacing w:before="120" w:after="60" w:line="259" w:lineRule="auto"/>
         <w:jc w:val="left"/>
       </w:pPr>
       <w:r>
+        <w:rPr>
+          <w:rFonts w:ascii="Times New Roman" w:hAnsi="Times New Roman"/>
+          <w:b/>
+          <w:sz w:val="22"/>
+        </w:rPr>
         <w:t>Aylin eröffnet den Workshop um 14:05 Uhr. Die Tagesordnung umfasst:</w:t>
       </w:r>
     </w:p>
     <w:p>
       <w:pPr>
         <w:pStyle w:val="ListNumber"/>
+        <w:spacing w:before="120" w:after="60" w:line="259" w:lineRule="auto"/>
       </w:pPr>
       <w:r>
+        <w:rPr>
+          <w:rFonts w:ascii="Times New Roman" w:hAnsi="Times New Roman"/>
+          <w:b/>
+          <w:sz w:val="22"/>
+        </w:rPr>
         <w:t>Rechtsformwahl und Stammkapital</w:t>
       </w:r>
     </w:p>
     <w:p>
       <w:pPr>
         <w:pStyle w:val="ListNumber"/>
+        <w:spacing w:line="259" w:lineRule="auto" w:after="60"/>
       </w:pPr>
       <w:r>
         <w:t>Satzung versus Musterprotokoll</w:t>
@@ -83,6 +127,7 @@
     <w:p>
       <w:pPr>
         <w:pStyle w:val="ListNumber"/>
+        <w:spacing w:line="259" w:lineRule="auto" w:after="60"/>
       </w:pPr>
       <w:r>
         <w:t>Vesting und Side-Letter mit Pfaffenrode</w:t>
@@ -91,6 +136,7 @@
     <w:p>
       <w:pPr>
         <w:pStyle w:val="ListNumber"/>
+        <w:spacing w:line="259" w:lineRule="auto" w:after="60"/>
       </w:pPr>
       <w:r>
         <w:t>Geschäftsführung, Prokura, Befreiung 181 BGB</w:t>
@@ -99,6 +145,7 @@
     <w:p>
       <w:pPr>
         <w:pStyle w:val="ListNumber"/>
+        <w:spacing w:line="259" w:lineRule="auto" w:after="60"/>
       </w:pPr>
       <w:r>
         <w:t>Sacheinlage Domain und Repository</w:t>
@@ -107,6 +154,7 @@
     <w:p>
       <w:pPr>
         <w:pStyle w:val="ListNumber"/>
+        <w:spacing w:line="259" w:lineRule="auto" w:after="60"/>
       </w:pPr>
       <w:r>
         <w:t>Steuerliche Eckpunkte und vGA-Risiken</w:t>
@@ -115,6 +163,7 @@
     <w:p>
       <w:pPr>
         <w:pStyle w:val="ListNumber"/>
+        <w:spacing w:line="259" w:lineRule="auto" w:after="60"/>
       </w:pPr>
       <w:r>
         <w:t>KI-Verordnung und MiCAR</w:t>
@@ -123,6 +172,7 @@
     <w:p>
       <w:pPr>
         <w:pStyle w:val="ListNumber"/>
+        <w:spacing w:line="259" w:lineRule="auto" w:after="60"/>
       </w:pPr>
       <w:r>
         <w:t>Nächste Schritte und Notartermin</w:t>
@@ -131,6 +181,7 @@
     <w:p>
       <w:pPr>
         <w:pStyle w:val="Heading2"/>
+        <w:spacing w:line="259" w:lineRule="auto" w:after="60"/>
       </w:pPr>
       <w:r>
         <w:rPr>
@@ -141,6 +192,7 @@
     </w:p>
     <w:p>
       <w:pPr>
+        <w:spacing w:line="259" w:lineRule="auto" w:after="60"/>
         <w:jc w:val="left"/>
       </w:pPr>
       <w:r>
@@ -456,6 +508,7 @@
     </w:tbl>
     <w:p>
       <w:pPr>
+        <w:spacing w:line="259" w:lineRule="auto" w:after="60"/>
         <w:jc w:val="left"/>
       </w:pPr>
       <w:r>
@@ -464,6 +517,7 @@
     </w:p>
     <w:p>
       <w:pPr>
+        <w:spacing w:line="259" w:lineRule="auto" w:after="60"/>
         <w:jc w:val="left"/>
       </w:pPr>
       <w:r>
@@ -473,6 +527,7 @@
     <w:p>
       <w:pPr>
         <w:pStyle w:val="Heading2"/>
+        <w:spacing w:line="259" w:lineRule="auto" w:after="60"/>
       </w:pPr>
       <w:r>
         <w:rPr>
@@ -483,6 +538,7 @@
     </w:p>
     <w:p>
       <w:pPr>
+        <w:spacing w:line="259" w:lineRule="auto" w:after="60"/>
         <w:jc w:val="left"/>
       </w:pPr>
       <w:r>
@@ -492,6 +548,7 @@
     <w:p>
       <w:pPr>
         <w:pStyle w:val="ListBullet"/>
+        <w:spacing w:line="259" w:lineRule="auto" w:after="60"/>
       </w:pPr>
       <w:r>
         <w:t>Vinkulierung erforderlich</w:t>
@@ -500,6 +557,7 @@
     <w:p>
       <w:pPr>
         <w:pStyle w:val="ListBullet"/>
+        <w:spacing w:line="259" w:lineRule="auto" w:after="60"/>
       </w:pPr>
       <w:r>
         <w:t>Einziehungsmöglichkeit bei wichtigem Grund (insbesondere bei Pfändung, Insolvenz, schwerer Pflichtverletzung)</w:t>
@@ -508,6 +566,7 @@
     <w:p>
       <w:pPr>
         <w:pStyle w:val="ListBullet"/>
+        <w:spacing w:line="259" w:lineRule="auto" w:after="60"/>
       </w:pPr>
       <w:r>
         <w:t>Vorerwerbsrecht der Mitgesellschafter</w:t>
@@ -516,6 +575,7 @@
     <w:p>
       <w:pPr>
         <w:pStyle w:val="ListBullet"/>
+        <w:spacing w:line="259" w:lineRule="auto" w:after="60"/>
       </w:pPr>
       <w:r>
         <w:t>Befreiung von Paragraph 181 BGB für die Geschäftsführerin</w:t>
@@ -524,6 +584,7 @@
     <w:p>
       <w:pPr>
         <w:pStyle w:val="ListBullet"/>
+        <w:spacing w:line="259" w:lineRule="auto" w:after="60"/>
       </w:pPr>
       <w:r>
         <w:t>Wettbewerbsverbot mit Befreiungsmöglichkeit durch einfachen Beschluss</w:t>
@@ -532,6 +593,7 @@
     <w:p>
       <w:pPr>
         <w:pStyle w:val="ListBullet"/>
+        <w:spacing w:line="259" w:lineRule="auto" w:after="60"/>
       </w:pPr>
       <w:r>
         <w:t>Erweiterte Beschlussmehrheiten für satzungsändernde Beschlüsse (75 Prozent)</w:t>
@@ -539,6 +601,7 @@
     </w:p>
     <w:p>
       <w:pPr>
+        <w:spacing w:line="259" w:lineRule="auto" w:after="60"/>
         <w:jc w:val="left"/>
       </w:pPr>
       <w:r>
@@ -548,6 +611,7 @@
     <w:p>
       <w:pPr>
         <w:pStyle w:val="Heading2"/>
+        <w:spacing w:line="259" w:lineRule="auto" w:after="60"/>
       </w:pPr>
       <w:r>
         <w:rPr>
@@ -558,6 +622,7 @@
     </w:p>
     <w:p>
       <w:pPr>
+        <w:spacing w:line="259" w:lineRule="auto" w:after="60"/>
         <w:jc w:val="left"/>
       </w:pPr>
       <w:r>
@@ -567,6 +632,7 @@
     <w:p>
       <w:pPr>
         <w:pStyle w:val="ListBullet"/>
+        <w:spacing w:line="259" w:lineRule="auto" w:after="60"/>
       </w:pPr>
       <w:r>
         <w:rPr>
@@ -581,6 +647,7 @@
     <w:p>
       <w:pPr>
         <w:pStyle w:val="ListBullet"/>
+        <w:spacing w:line="259" w:lineRule="auto" w:after="60"/>
       </w:pPr>
       <w:r>
         <w:t>Monatliche Vesting nach Cliff</w:t>
@@ -589,6 +656,7 @@
     <w:p>
       <w:pPr>
         <w:pStyle w:val="ListBullet"/>
+        <w:spacing w:line="259" w:lineRule="auto" w:after="60"/>
       </w:pPr>
       <w:r>
         <w:t>Reverse Vesting: Anteile sind ab Tag eins voll bei den Gründern, müssen bei Ausscheiden vor Vollvesting anteilig zum Nominalwert zurückgegeben werden.</w:t>
@@ -597,6 +665,7 @@
     <w:p>
       <w:pPr>
         <w:pStyle w:val="ListBullet"/>
+        <w:spacing w:line="259" w:lineRule="auto" w:after="60"/>
       </w:pPr>
       <w:r>
         <w:t>Good-Leaver / Bad-Leaver:</w:t>
@@ -605,6 +674,7 @@
     <w:p>
       <w:pPr>
         <w:pStyle w:val="ListBullet"/>
+        <w:spacing w:line="259" w:lineRule="auto" w:after="60"/>
       </w:pPr>
       <w:r>
         <w:rPr>
@@ -619,6 +689,7 @@
     <w:p>
       <w:pPr>
         <w:pStyle w:val="ListBullet"/>
+        <w:spacing w:line="259" w:lineRule="auto" w:after="60"/>
       </w:pPr>
       <w:r>
         <w:rPr>
@@ -642,6 +713,7 @@
     <w:p>
       <w:pPr>
         <w:pStyle w:val="ListBullet"/>
+        <w:spacing w:line="259" w:lineRule="auto" w:after="60"/>
       </w:pPr>
       <w:r>
         <w:t>Vesting-Klausel im Side-Letter, der zwischen den drei Gründern und Pfaffenrode unterzeichnet wird. Satzung erhält Einziehungsmöglichkeit für die Sicherung.</w:t>
@@ -649,6 +721,7 @@
     </w:p>
     <w:p>
       <w:pPr>
+        <w:spacing w:line="259" w:lineRule="auto" w:after="60"/>
         <w:jc w:val="left"/>
       </w:pPr>
       <w:r>
@@ -657,6 +730,7 @@
     </w:p>
     <w:p>
       <w:pPr>
+        <w:spacing w:line="259" w:lineRule="auto" w:after="60"/>
         <w:jc w:val="left"/>
       </w:pPr>
       <w:r>
@@ -666,6 +740,7 @@
     <w:p>
       <w:pPr>
         <w:pStyle w:val="Heading2"/>
+        <w:spacing w:line="259" w:lineRule="auto" w:after="60"/>
       </w:pPr>
       <w:r>
         <w:rPr>
@@ -677,6 +752,7 @@
     <w:p>
       <w:pPr>
         <w:pStyle w:val="ListBullet"/>
+        <w:spacing w:line="259" w:lineRule="auto" w:after="60"/>
       </w:pPr>
       <w:r>
         <w:rPr>
@@ -691,6 +767,7 @@
     <w:p>
       <w:pPr>
         <w:pStyle w:val="ListBullet"/>
+        <w:spacing w:line="259" w:lineRule="auto" w:after="60"/>
       </w:pPr>
       <w:r>
         <w:rPr>
@@ -705,6 +782,7 @@
     <w:p>
       <w:pPr>
         <w:pStyle w:val="ListBullet"/>
+        <w:spacing w:line="259" w:lineRule="auto" w:after="60"/>
       </w:pPr>
       <w:r>
         <w:rPr>
@@ -718,6 +796,7 @@
     </w:p>
     <w:p>
       <w:pPr>
+        <w:spacing w:line="259" w:lineRule="auto" w:after="60"/>
         <w:jc w:val="left"/>
       </w:pPr>
       <w:r>
@@ -726,6 +805,7 @@
     </w:p>
     <w:p>
       <w:pPr>
+        <w:spacing w:line="259" w:lineRule="auto" w:after="60"/>
         <w:jc w:val="left"/>
       </w:pPr>
       <w:r>
@@ -735,6 +815,7 @@
     <w:p>
       <w:pPr>
         <w:pStyle w:val="Heading2"/>
+        <w:spacing w:line="259" w:lineRule="auto" w:after="60"/>
       </w:pPr>
       <w:r>
         <w:rPr>
@@ -745,6 +826,7 @@
     </w:p>
     <w:p>
       <w:pPr>
+        <w:spacing w:line="259" w:lineRule="auto" w:after="60"/>
         <w:jc w:val="left"/>
       </w:pPr>
       <w:r>
@@ -763,6 +845,7 @@
     <w:p>
       <w:pPr>
         <w:pStyle w:val="ListBullet"/>
+        <w:spacing w:line="259" w:lineRule="auto" w:after="60"/>
       </w:pPr>
       <w:r>
         <w:t>Domain neurochain.io</w:t>
@@ -771,6 +854,7 @@
     <w:p>
       <w:pPr>
         <w:pStyle w:val="ListBullet"/>
+        <w:spacing w:line="259" w:lineRule="auto" w:after="60"/>
       </w:pPr>
       <w:r>
         <w:t>Code-Repository "agent-mesh-protocol" Version 0.4.x (Stand 15.05.2026)</w:t>
@@ -778,6 +862,7 @@
     </w:p>
     <w:p>
       <w:pPr>
+        <w:spacing w:line="259" w:lineRule="auto" w:after="60"/>
         <w:jc w:val="left"/>
       </w:pPr>
       <w:r>
@@ -786,6 +871,7 @@
     </w:p>
     <w:p>
       <w:pPr>
+        <w:spacing w:line="259" w:lineRule="auto" w:after="60"/>
         <w:jc w:val="left"/>
       </w:pPr>
       <w:r>
@@ -794,6 +880,7 @@
     </w:p>
     <w:p>
       <w:pPr>
+        <w:spacing w:line="259" w:lineRule="auto" w:after="60"/>
         <w:jc w:val="left"/>
       </w:pPr>
       <w:r>
@@ -803,6 +890,7 @@
     <w:p>
       <w:pPr>
         <w:pStyle w:val="Heading2"/>
+        <w:spacing w:line="259" w:lineRule="auto" w:after="60"/>
       </w:pPr>
       <w:r>
         <w:rPr>
@@ -814,6 +902,7 @@
     <w:p>
       <w:pPr>
         <w:pStyle w:val="ListBullet"/>
+        <w:spacing w:line="259" w:lineRule="auto" w:after="60"/>
       </w:pPr>
       <w:r>
         <w:t>Gewerbeanmeldung Berlin-Mitte sofort nach Eintragung im Handelsregister.</w:t>
@@ -822,6 +911,7 @@
     <w:p>
       <w:pPr>
         <w:pStyle w:val="ListBullet"/>
+        <w:spacing w:line="259" w:lineRule="auto" w:after="60"/>
       </w:pPr>
       <w:r>
         <w:t>Steuerliche Erfassung beim Finanzamt für Körperschaften I in Berlin.</w:t>
@@ -830,6 +920,7 @@
     <w:p>
       <w:pPr>
         <w:pStyle w:val="ListBullet"/>
+        <w:spacing w:line="259" w:lineRule="auto" w:after="60"/>
       </w:pPr>
       <w:r>
         <w:t>Umsatzsteuer-Voranmeldung monatlich in den ersten beiden Jahren.</w:t>
@@ -838,6 +929,7 @@
     <w:p>
       <w:pPr>
         <w:pStyle w:val="ListBullet"/>
+        <w:spacing w:line="259" w:lineRule="auto" w:after="60"/>
       </w:pPr>
       <w:r>
         <w:t>Vorsicht vGA bei künftiger Übertragung Domain/Repository von Mira an Gesellschaft.</w:t>
@@ -846,6 +938,7 @@
     <w:p>
       <w:pPr>
         <w:pStyle w:val="ListBullet"/>
+        <w:spacing w:line="259" w:lineRule="auto" w:after="60"/>
       </w:pPr>
       <w:r>
         <w:t>Sondervergütungen der Geschäftsführerin ab Vertragsschluss; Geschäftsführerdienstvertrag separat.</w:t>
@@ -854,6 +947,7 @@
     <w:p>
       <w:pPr>
         <w:pStyle w:val="Heading2"/>
+        <w:spacing w:line="259" w:lineRule="auto" w:after="60"/>
       </w:pPr>
       <w:r>
         <w:rPr>
@@ -865,6 +959,7 @@
     <w:p>
       <w:pPr>
         <w:pStyle w:val="ListBullet"/>
+        <w:spacing w:line="259" w:lineRule="auto" w:after="60"/>
       </w:pPr>
       <w:r>
         <w:t>KI-VO Transparenzpflichten Artikel 50 prüfen.</w:t>
@@ -873,6 +968,7 @@
     <w:p>
       <w:pPr>
         <w:pStyle w:val="ListBullet"/>
+        <w:spacing w:line="259" w:lineRule="auto" w:after="60"/>
       </w:pPr>
       <w:r>
         <w:t xml:space="preserve">Token-Emission </w:t>
@@ -890,6 +986,7 @@
     <w:p>
       <w:pPr>
         <w:pStyle w:val="ListBullet"/>
+        <w:spacing w:line="259" w:lineRule="auto" w:after="60"/>
       </w:pPr>
       <w:r>
         <w:t>DSGVO-Verzeichnis von Verarbeitungstätigkeiten ab Tag eins.</w:t>
@@ -898,6 +995,7 @@
     <w:p>
       <w:pPr>
         <w:pStyle w:val="Heading2"/>
+        <w:spacing w:line="259" w:lineRule="auto" w:after="60"/>
       </w:pPr>
       <w:r>
         <w:rPr>
@@ -1320,6 +1418,7 @@
     <w:p>
       <w:pPr>
         <w:pStyle w:val="Heading2"/>
+        <w:spacing w:line="259" w:lineRule="auto" w:after="60"/>
       </w:pPr>
       <w:r>
         <w:rPr>
@@ -1330,15 +1429,21 @@
     </w:p>
     <w:p>
       <w:pPr>
+        <w:spacing w:line="259" w:lineRule="auto" w:after="60"/>
         <w:jc w:val="left"/>
       </w:pPr>
       <w:r>
         <w:t>Aylin schließt den Workshop um 17:28 Uhr. Nächstes Treffen Montag, 18.05.2026, virtuell.</w:t>
       </w:r>
     </w:p>
-    <w:p/>
     <w:p>
       <w:pPr>
+        <w:spacing w:line="259" w:lineRule="auto" w:after="60"/>
+      </w:pPr>
+    </w:p>
+    <w:p>
+      <w:pPr>
+        <w:spacing w:line="259" w:lineRule="auto" w:after="60"/>
         <w:jc w:val="left"/>
       </w:pPr>
       <w:r>
@@ -1347,6 +1452,7 @@
     </w:p>
     <w:p>
       <w:pPr>
+        <w:spacing w:line="259" w:lineRule="auto" w:after="60"/>
         <w:jc w:val="left"/>
       </w:pPr>
       <w:r>
@@ -1354,13 +1460,58 @@
       </w:r>
     </w:p>
     <w:sectPr>
+      <w:headerReference w:type="default" r:id="rId9"/>
+      <w:footerReference w:type="default" r:id="rId10"/>
       <w:pgSz w:w="11906" w:h="16838"/>
-      <w:pgMar w:top="1417" w:right="1417" w:bottom="1417" w:left="1417" w:header="720" w:footer="720" w:gutter="0"/>
+      <w:pgMar w:top="1191" w:right="1247" w:bottom="1134" w:left="1361" w:header="720" w:footer="720" w:gutter="0"/>
       <w:cols w:space="720"/>
       <w:docGrid w:linePitch="360"/>
     </w:sectPr>
   </w:body>
 </w:document>
+</file>
+
+<file path=word/footer1.xml><?xml version="1.0" encoding="utf-8"?>
+<w:ftr xmlns:m="http://schemas.openxmlformats.org/officeDocument/2006/math" xmlns:mc="http://schemas.openxmlformats.org/markup-compatibility/2006" xmlns:mo="http://schemas.microsoft.com/office/mac/office/2008/main" xmlns:mv="urn:schemas-microsoft-com:mac:vml" xmlns:o="urn:schemas-microsoft-com:office:office" xmlns:r="http://schemas.openxmlformats.org/officeDocument/2006/relationships" xmlns:v="urn:schemas-microsoft-com:vml" xmlns:w10="urn:schemas-microsoft-com:office:word" xmlns:w14="http://schemas.microsoft.com/office/word/2010/wordml" xmlns:w="http://schemas.openxmlformats.org/wordprocessingml/2006/main" xmlns:wne="http://schemas.microsoft.com/office/word/2006/wordml" xmlns:wp14="http://schemas.microsoft.com/office/word/2010/wordprocessingDrawing" xmlns:wp="http://schemas.openxmlformats.org/drawingml/2006/wordprocessingDrawing" xmlns:wpc="http://schemas.microsoft.com/office/word/2010/wordprocessingCanvas" xmlns:wpg="http://schemas.microsoft.com/office/word/2010/wordprocessingGroup" xmlns:wpi="http://schemas.microsoft.com/office/word/2010/wordprocessingInk" xmlns:wps="http://schemas.microsoft.com/office/word/2010/wordprocessingShape" mc:Ignorable="w14 wp14">
+  <w:p>
+    <w:pPr>
+      <w:pStyle w:val="Footer"/>
+      <w:jc w:val="left"/>
+    </w:pPr>
+    <w:r/>
+    <w:r>
+      <w:rPr>
+        <w:rFonts w:ascii="Times New Roman" w:hAnsi="Times New Roman"/>
+        <w:b w:val="0"/>
+        <w:color w:val="777777"/>
+        <w:sz w:val="17"/>
+      </w:rPr>
+      <w:t>Vertraulich | Bearbeitungsstand Juli 2026 | nur zur Aktenbearbeitung</w:t>
+    </w:r>
+  </w:p>
+</w:ftr>
+</file>
+
+<file path=word/header1.xml><?xml version="1.0" encoding="utf-8"?>
+<w:hdr xmlns:m="http://schemas.openxmlformats.org/officeDocument/2006/math" xmlns:mc="http://schemas.openxmlformats.org/markup-compatibility/2006" xmlns:mo="http://schemas.microsoft.com/office/mac/office/2008/main" xmlns:mv="urn:schemas-microsoft-com:mac:vml" xmlns:o="urn:schemas-microsoft-com:office:office" xmlns:r="http://schemas.openxmlformats.org/officeDocument/2006/relationships" xmlns:v="urn:schemas-microsoft-com:vml" xmlns:w10="urn:schemas-microsoft-com:office:word" xmlns:w14="http://schemas.microsoft.com/office/word/2010/wordml" xmlns:w="http://schemas.openxmlformats.org/wordprocessingml/2006/main" xmlns:wne="http://schemas.microsoft.com/office/word/2006/wordml" xmlns:wp14="http://schemas.microsoft.com/office/word/2010/wordprocessingDrawing" xmlns:wp="http://schemas.openxmlformats.org/drawingml/2006/wordprocessingDrawing" xmlns:wpc="http://schemas.microsoft.com/office/word/2010/wordprocessingCanvas" xmlns:wpg="http://schemas.microsoft.com/office/word/2010/wordprocessingGroup" xmlns:wpi="http://schemas.microsoft.com/office/word/2010/wordprocessingInk" xmlns:wps="http://schemas.microsoft.com/office/word/2010/wordprocessingShape" mc:Ignorable="w14 wp14">
+  <w:p>
+    <w:pPr>
+      <w:pStyle w:val="Header"/>
+      <w:jc w:val="left"/>
+    </w:pPr>
+    <w:r/>
+    <w:r>
+      <w:rPr>
+        <w:rFonts w:ascii="Times New Roman" w:hAnsi="Times New Roman"/>
+        <w:b w:val="0"/>
+        <w:i w:val="0"/>
+        <w:color w:val="666666"/>
+        <w:sz w:val="17"/>
+      </w:rPr>
+      <w:t>Hagemann &amp; Westarp Rechtsanwälte | Gesellschaftsrechtliche Arbeitsakte | Bearbeitungsstand Juli 2026</w:t>
+    </w:r>
+  </w:p>
+</w:hdr>
 </file>
 
 <file path=word/numbering.xml><?xml version="1.0" encoding="utf-8"?>
@@ -2077,11 +2228,12 @@
       <w:contextualSpacing/>
     </w:pPr>
     <w:rPr>
-      <w:rFonts w:asciiTheme="majorHAnsi" w:eastAsiaTheme="majorEastAsia" w:hAnsiTheme="majorHAnsi" w:cstheme="majorBidi"/>
+      <w:rFonts w:asciiTheme="majorHAnsi" w:eastAsiaTheme="majorEastAsia" w:hAnsiTheme="majorHAnsi" w:cstheme="majorBidi" w:ascii="Times New Roman" w:hAnsi="Times New Roman"/>
+      <w:b/>
       <w:color w:val="17365D" w:themeColor="text2" w:themeShade="BF"/>
       <w:spacing w:val="5"/>
       <w:kern w:val="28"/>
-      <w:sz w:val="52"/>
+      <w:sz w:val="30"/>
       <w:szCs w:val="52"/>
     </w:rPr>
   </w:style>
